--- a/Dataset/generated_documents/maintenance/MNT_EVT-006.docx
+++ b/Dataset/generated_documents/maintenance/MNT_EVT-006.docx
@@ -77,7 +77,7 @@
           </w:tcPr>
           <w:p>
             <w:r>
-              <w:t>99E0EE82</w:t>
+              <w:t>9BF63CF6</w:t>
             </w:r>
           </w:p>
         </w:tc>
@@ -209,7 +209,7 @@
           </w:tcPr>
           <w:p>
             <w:r>
-              <w:t>14-Jul-2026 20:10</w:t>
+              <w:t>15-Jul-2026 13:05</w:t>
             </w:r>
           </w:p>
         </w:tc>
@@ -641,7 +641,21 @@
     </w:p>
     <w:p>
       <w:r>
-        <w:t>Under Investigation</w:t>
+        <w:br/>
+        <w:t>Inspection Summary</w:t>
+        <w:br/>
+        <w:br/>
+        <w:t>Priority :</w:t>
+        <w:br/>
+        <w:br/>
+        <w:t>Low</w:t>
+        <w:br/>
+        <w:br/>
+        <w:t>Severity :</w:t>
+        <w:br/>
+        <w:br/>
+        <w:t>Low</w:t>
+        <w:br/>
       </w:r>
     </w:p>
     <w:p>
@@ -691,7 +705,7 @@
     </w:p>
     <w:p>
       <w:r>
-        <w:t>Recommend OEM inspection during annual shutdown.</w:t>
+        <w:t>Equipment restored to normal operating condition.</w:t>
       </w:r>
     </w:p>
     <w:p>
@@ -704,7 +718,7 @@
     </w:p>
     <w:p>
       <w:r>
-        <w:t>All PPE requirements were complied with.</w:t>
+        <w:t>Permit To Work (PTW) was verified before maintenance.</w:t>
       </w:r>
     </w:p>
     <w:p>
@@ -717,7 +731,7 @@
     </w:p>
     <w:p>
       <w:r>
-        <w:t>Laser Alignment Kit</w:t>
+        <w:t>Bearing Puller</w:t>
       </w:r>
     </w:p>
     <w:p>
@@ -1101,7 +1115,7 @@
     </w:p>
     <w:p>
       <w:r>
-        <w:t>☑ PPE Worn</w:t>
+        <w:t>☐ PPE Worn — Pending</w:t>
       </w:r>
     </w:p>
     <w:p>
@@ -1140,7 +1154,7 @@
     </w:p>
     <w:p>
       <w:r>
-        <w:t>Continue weekly inspection.</w:t>
+        <w:t>Conduct thermography inspection next month.</w:t>
       </w:r>
     </w:p>
     <w:p/>
